--- a/artifacts/Diagnostics_Combined_u1p500.docx
+++ b/artifacts/Diagnostics_Combined_u1p500.docx
@@ -1918,7 +1918,7 @@
                 <w:szCs w:val="22"/>
                 <w:color w:val="000000"/>
               </w:rPr>
-              <w:t xml:space="preserve">0.1225</w:t>
+              <w:t xml:space="preserve">0</w:t>
             </w:r>
           </w:p>
         </w:tc>
@@ -1973,7 +1973,7 @@
                 <w:szCs w:val="22"/>
                 <w:color w:val="000000"/>
               </w:rPr>
-              <w:t xml:space="preserve">0</w:t>
+              <w:t xml:space="preserve">0.1225</w:t>
             </w:r>
           </w:p>
         </w:tc>

--- a/artifacts/Diagnostics_Combined_u1p500.docx
+++ b/artifacts/Diagnostics_Combined_u1p500.docx
@@ -1148,7 +1148,7 @@
                 <w:szCs w:val="22"/>
                 <w:color w:val="000000"/>
               </w:rPr>
-              <w:t xml:space="preserve">0.8900169</w:t>
+              <w:t xml:space="preserve">0.8764805</w:t>
             </w:r>
           </w:p>
         </w:tc>
@@ -1203,7 +1203,7 @@
                 <w:szCs w:val="22"/>
                 <w:color w:val="000000"/>
               </w:rPr>
-              <w:t xml:space="preserve">0.8697124</w:t>
+              <w:t xml:space="preserve">0.8443316</w:t>
             </w:r>
           </w:p>
         </w:tc>
@@ -1258,7 +1258,7 @@
                 <w:szCs w:val="22"/>
                 <w:color w:val="000000"/>
               </w:rPr>
-              <w:t xml:space="preserve">1.035918</w:t>
+              <w:t xml:space="preserve">0.6077577</w:t>
             </w:r>
           </w:p>
         </w:tc>
@@ -1313,7 +1313,7 @@
                 <w:szCs w:val="22"/>
                 <w:color w:val="000000"/>
               </w:rPr>
-              <w:t xml:space="preserve">0.3089814</w:t>
+              <w:t xml:space="preserve">0.4357897</w:t>
             </w:r>
           </w:p>
         </w:tc>
@@ -1368,7 +1368,7 @@
                 <w:szCs w:val="22"/>
                 <w:color w:val="000000"/>
               </w:rPr>
-              <w:t xml:space="preserve">0.08460237</w:t>
+              <w:t xml:space="preserve">0.1522843</w:t>
             </w:r>
           </w:p>
         </w:tc>
@@ -1423,7 +1423,7 @@
                 <w:szCs w:val="22"/>
                 <w:color w:val="000000"/>
               </w:rPr>
-              <w:t xml:space="preserve">0.01455067</w:t>
+              <w:t xml:space="preserve">0.000001116196</w:t>
             </w:r>
           </w:p>
         </w:tc>
@@ -1478,7 +1478,7 @@
                 <w:szCs w:val="22"/>
                 <w:color w:val="000000"/>
               </w:rPr>
-              <w:t xml:space="preserve">0.01184433</w:t>
+              <w:t xml:space="preserve">0.005076142</w:t>
             </w:r>
           </w:p>
         </w:tc>
@@ -1533,7 +1533,7 @@
                 <w:szCs w:val="22"/>
                 <w:color w:val="000000"/>
               </w:rPr>
-              <w:t xml:space="preserve">0.9204337</w:t>
+              <w:t xml:space="preserve">0.9848869</w:t>
             </w:r>
           </w:p>
         </w:tc>
@@ -1698,7 +1698,7 @@
                 <w:szCs w:val="22"/>
                 <w:color w:val="000000"/>
               </w:rPr>
-              <w:t xml:space="preserve">0.0321489</w:t>
+              <w:t xml:space="preserve">0.03384095</w:t>
             </w:r>
           </w:p>
         </w:tc>
@@ -1753,7 +1753,7 @@
                 <w:szCs w:val="22"/>
                 <w:color w:val="000000"/>
               </w:rPr>
-              <w:t xml:space="preserve">-0.07783418</w:t>
+              <w:t xml:space="preserve">-0.1269036</w:t>
             </w:r>
           </w:p>
         </w:tc>
@@ -1808,7 +1808,7 @@
                 <w:szCs w:val="22"/>
                 <w:color w:val="000000"/>
               </w:rPr>
-              <w:t xml:space="preserve">-0.1285956</w:t>
+              <w:t xml:space="preserve">-0.179357</w:t>
             </w:r>
           </w:p>
         </w:tc>
@@ -1863,7 +1863,7 @@
                 <w:szCs w:val="22"/>
                 <w:color w:val="000000"/>
               </w:rPr>
-              <w:t xml:space="preserve">-0.04399323</w:t>
+              <w:t xml:space="preserve">-0.09306261</w:t>
             </w:r>
           </w:p>
         </w:tc>
@@ -1973,7 +1973,7 @@
                 <w:szCs w:val="22"/>
                 <w:color w:val="000000"/>
               </w:rPr>
-              <w:t xml:space="preserve">0.1225</w:t>
+              <w:t xml:space="preserve">0.1163</w:t>
             </w:r>
           </w:p>
         </w:tc>

--- a/artifacts/Diagnostics_Combined_u1p500.docx
+++ b/artifacts/Diagnostics_Combined_u1p500.docx
@@ -1478,7 +1478,7 @@
                 <w:szCs w:val="22"/>
                 <w:color w:val="000000"/>
               </w:rPr>
-              <w:t xml:space="preserve">0.005076142</w:t>
+              <w:t xml:space="preserve">0.00676819</w:t>
             </w:r>
           </w:p>
         </w:tc>
@@ -1533,7 +1533,7 @@
                 <w:szCs w:val="22"/>
                 <w:color w:val="000000"/>
               </w:rPr>
-              <w:t xml:space="preserve">0.9848869</w:t>
+              <w:t xml:space="preserve">0.9732904</w:t>
             </w:r>
           </w:p>
         </w:tc>

--- a/artifacts/Diagnostics_Combined_u1p500.docx
+++ b/artifacts/Diagnostics_Combined_u1p500.docx
@@ -1148,7 +1148,7 @@
                 <w:szCs w:val="22"/>
                 <w:color w:val="000000"/>
               </w:rPr>
-              <w:t xml:space="preserve">0.8764805</w:t>
+              <w:t xml:space="preserve">0.8506375</w:t>
             </w:r>
           </w:p>
         </w:tc>
@@ -1203,7 +1203,7 @@
                 <w:szCs w:val="22"/>
                 <w:color w:val="000000"/>
               </w:rPr>
-              <w:t xml:space="preserve">0.8443316</w:t>
+              <w:t xml:space="preserve">0.8378871</w:t>
             </w:r>
           </w:p>
         </w:tc>
@@ -1258,7 +1258,7 @@
                 <w:szCs w:val="22"/>
                 <w:color w:val="000000"/>
               </w:rPr>
-              <w:t xml:space="preserve">0.6077577</w:t>
+              <w:t xml:space="preserve">0.09017697</w:t>
             </w:r>
           </w:p>
         </w:tc>
@@ -1313,7 +1313,7 @@
                 <w:szCs w:val="22"/>
                 <w:color w:val="000000"/>
               </w:rPr>
-              <w:t xml:space="preserve">0.4357897</w:t>
+              <w:t xml:space="preserve">0.7640092</w:t>
             </w:r>
           </w:p>
         </w:tc>
@@ -1368,7 +1368,7 @@
                 <w:szCs w:val="22"/>
                 <w:color w:val="000000"/>
               </w:rPr>
-              <w:t xml:space="preserve">0.1522843</w:t>
+              <w:t xml:space="preserve">0.1220401</w:t>
             </w:r>
           </w:p>
         </w:tc>
@@ -1423,7 +1423,7 @@
                 <w:szCs w:val="22"/>
                 <w:color w:val="000000"/>
               </w:rPr>
-              <w:t xml:space="preserve">0.000001116196</w:t>
+              <w:t xml:space="preserve">0.0002811324</w:t>
             </w:r>
           </w:p>
         </w:tc>
@@ -1478,7 +1478,7 @@
                 <w:szCs w:val="22"/>
                 <w:color w:val="000000"/>
               </w:rPr>
-              <w:t xml:space="preserve">0.00676819</w:t>
+              <w:t xml:space="preserve">0.01639344</w:t>
             </w:r>
           </w:p>
         </w:tc>
@@ -1533,7 +1533,7 @@
                 <w:szCs w:val="22"/>
                 <w:color w:val="000000"/>
               </w:rPr>
-              <w:t xml:space="preserve">0.9732904</w:t>
+              <w:t xml:space="preserve">0.8628271</w:t>
             </w:r>
           </w:p>
         </w:tc>
@@ -1588,7 +1588,7 @@
                 <w:szCs w:val="22"/>
                 <w:color w:val="000000"/>
               </w:rPr>
-              <w:t xml:space="preserve">0.005076142</w:t>
+              <w:t xml:space="preserve">0.01639344</w:t>
             </w:r>
           </w:p>
         </w:tc>
@@ -1643,7 +1643,7 @@
                 <w:szCs w:val="22"/>
                 <w:color w:val="000000"/>
               </w:rPr>
-              <w:t xml:space="preserve">0</w:t>
+              <w:t xml:space="preserve">0.003642987</w:t>
             </w:r>
           </w:p>
         </w:tc>
@@ -1698,7 +1698,7 @@
                 <w:szCs w:val="22"/>
                 <w:color w:val="000000"/>
               </w:rPr>
-              <w:t xml:space="preserve">0.03384095</w:t>
+              <w:t xml:space="preserve">0.04189435</w:t>
             </w:r>
           </w:p>
         </w:tc>
@@ -1753,7 +1753,7 @@
                 <w:szCs w:val="22"/>
                 <w:color w:val="000000"/>
               </w:rPr>
-              <w:t xml:space="preserve">-0.1269036</w:t>
+              <w:t xml:space="preserve">-0.1020036</w:t>
             </w:r>
           </w:p>
         </w:tc>
@@ -1808,7 +1808,7 @@
                 <w:szCs w:val="22"/>
                 <w:color w:val="000000"/>
               </w:rPr>
-              <w:t xml:space="preserve">-0.179357</w:t>
+              <w:t xml:space="preserve">-0.1584699</w:t>
             </w:r>
           </w:p>
         </w:tc>
@@ -1863,7 +1863,7 @@
                 <w:szCs w:val="22"/>
                 <w:color w:val="000000"/>
               </w:rPr>
-              <w:t xml:space="preserve">-0.09306261</w:t>
+              <w:t xml:space="preserve">-0.07103825</w:t>
             </w:r>
           </w:p>
         </w:tc>
@@ -1973,7 +1973,7 @@
                 <w:szCs w:val="22"/>
                 <w:color w:val="000000"/>
               </w:rPr>
-              <w:t xml:space="preserve">0.1163</w:t>
+              <w:t xml:space="preserve">0.028</w:t>
             </w:r>
           </w:p>
         </w:tc>
